--- a/arb/docx/21.content.docx
+++ b/arb/docx/21.content.docx
@@ -12912,23 +12912,7 @@
           <w:cs/>
           <w:lang w:val="ar_AE" w:bidi="ar_AE"/>
         </w:rPr>
-        <w:t xml:space="preserve">تعبّر هذه الخاتمة من المحرر (انظر "الكاتب والمستلمون" في </w:t>
-      </w:r>
-      <w:r>
-        <w:rPr>
-          <w:rtl/>
-          <w:cs/>
-          <w:lang w:val="ar_AE" w:bidi="ar_AE"/>
-        </w:rPr>
-        <w:t>مقدمة السفر</w:t>
-      </w:r>
-      <w:r>
-        <w:rPr>
-          <w:rtl/>
-          <w:cs/>
-          <w:lang w:val="ar_AE" w:bidi="ar_AE"/>
-        </w:rPr>
-        <w:t>) عن احترام المحرر للجامعة، وتحث القراء على تطبيق تعاليمه، وتقدم استنتاج المحرر الخاص من دراسة الجامعة (</w:t>
+        <w:t>تعبّر هذه الخاتمة من المحرر (انظر "الكاتب والمستلمون" في مقدمة السفر) عن احترام المحرر للجامعة، وتحث القراء على تطبيق تعاليمه، وتقدم استنتاج المحرر الخاص من دراسة الجامعة (</w:t>
       </w:r>
       <w:r>
         <w:rPr>
